--- a/Modul 295 Projekt Dokumentation.docx
+++ b/Modul 295 Projekt Dokumentation.docx
@@ -546,6 +546,1558 @@
     </w:p>
     <w:p>
       <w:r>
+        <w:rPr>
+          <w:b/>
+          <w:bCs/>
+        </w:rPr>
+        <w:t>1. Vergleichsmatrix der API-Dokumentationstools</w:t>
+      </w:r>
+    </w:p>
+    <w:p>
+      <w:r>
+        <w:t xml:space="preserve">Die folgenden Werkzeuge wurden evaluiert, um die API-Dokumentation effizient, standardkonform und nachhaltig zu erstellen. Die Bewertung basiert auf Kriterien wie </w:t>
+      </w:r>
+      <w:proofErr w:type="spellStart"/>
+      <w:r>
+        <w:t>OpenAPI</w:t>
+      </w:r>
+      <w:proofErr w:type="spellEnd"/>
+      <w:r>
+        <w:t>-Unterstützung, Benutzerfreundlichkeit, Exportfunktionen, Kollaboration und Hosting.</w:t>
+      </w:r>
+    </w:p>
+    <w:tbl>
+      <w:tblPr>
+        <w:tblW w:w="9052" w:type="dxa"/>
+        <w:tblBorders>
+          <w:top w:val="single" w:sz="4" w:space="0" w:color="auto"/>
+          <w:left w:val="single" w:sz="4" w:space="0" w:color="auto"/>
+          <w:bottom w:val="single" w:sz="4" w:space="0" w:color="auto"/>
+          <w:right w:val="single" w:sz="4" w:space="0" w:color="auto"/>
+          <w:insideH w:val="single" w:sz="4" w:space="0" w:color="auto"/>
+          <w:insideV w:val="single" w:sz="4" w:space="0" w:color="auto"/>
+        </w:tblBorders>
+        <w:tblCellMar>
+          <w:left w:w="70" w:type="dxa"/>
+          <w:right w:w="70" w:type="dxa"/>
+        </w:tblCellMar>
+        <w:tblLook w:val="04A0" w:firstRow="1" w:lastRow="0" w:firstColumn="1" w:lastColumn="0" w:noHBand="0" w:noVBand="1"/>
+      </w:tblPr>
+      <w:tblGrid>
+        <w:gridCol w:w="1695"/>
+        <w:gridCol w:w="1329"/>
+        <w:gridCol w:w="1524"/>
+        <w:gridCol w:w="1638"/>
+        <w:gridCol w:w="1331"/>
+        <w:gridCol w:w="1535"/>
+      </w:tblGrid>
+      <w:tr>
+        <w:trPr>
+          <w:trHeight w:val="625"/>
+        </w:trPr>
+        <w:tc>
+          <w:tcPr>
+            <w:tcW w:w="1695" w:type="dxa"/>
+            <w:vAlign w:val="center"/>
+            <w:hideMark/>
+          </w:tcPr>
+          <w:p>
+            <w:pPr>
+              <w:spacing w:after="0" w:line="240" w:lineRule="auto"/>
+              <w:jc w:val="center"/>
+              <w:rPr>
+                <w:rFonts w:ascii="Aptos Narrow" w:eastAsia="Times New Roman" w:hAnsi="Aptos Narrow" w:cs="Times New Roman"/>
+                <w:b/>
+                <w:bCs/>
+                <w:color w:val="000000"/>
+                <w:kern w:val="0"/>
+                <w:sz w:val="22"/>
+                <w:szCs w:val="22"/>
+                <w:lang w:eastAsia="de-CH"/>
+                <w14:ligatures w14:val="none"/>
+              </w:rPr>
+            </w:pPr>
+            <w:r>
+              <w:rPr>
+                <w:rFonts w:ascii="Aptos Narrow" w:eastAsia="Times New Roman" w:hAnsi="Aptos Narrow" w:cs="Times New Roman"/>
+                <w:b/>
+                <w:bCs/>
+                <w:color w:val="000000"/>
+                <w:kern w:val="0"/>
+                <w:sz w:val="22"/>
+                <w:szCs w:val="22"/>
+                <w:lang w:eastAsia="de-CH"/>
+                <w14:ligatures w14:val="none"/>
+              </w:rPr>
+              <w:t>Kriterium</w:t>
+            </w:r>
+          </w:p>
+        </w:tc>
+        <w:tc>
+          <w:tcPr>
+            <w:tcW w:w="1329" w:type="dxa"/>
+            <w:vAlign w:val="center"/>
+            <w:hideMark/>
+          </w:tcPr>
+          <w:p>
+            <w:pPr>
+              <w:spacing w:after="0" w:line="240" w:lineRule="auto"/>
+              <w:jc w:val="center"/>
+              <w:rPr>
+                <w:rFonts w:ascii="Aptos Narrow" w:eastAsia="Times New Roman" w:hAnsi="Aptos Narrow" w:cs="Times New Roman"/>
+                <w:b/>
+                <w:bCs/>
+                <w:color w:val="000000"/>
+                <w:kern w:val="0"/>
+                <w:sz w:val="22"/>
+                <w:szCs w:val="22"/>
+                <w:lang w:eastAsia="de-CH"/>
+                <w14:ligatures w14:val="none"/>
+              </w:rPr>
+            </w:pPr>
+            <w:r>
+              <w:rPr>
+                <w:rFonts w:ascii="Aptos Narrow" w:eastAsia="Times New Roman" w:hAnsi="Aptos Narrow" w:cs="Times New Roman"/>
+                <w:b/>
+                <w:bCs/>
+                <w:color w:val="000000"/>
+                <w:kern w:val="0"/>
+                <w:sz w:val="22"/>
+                <w:szCs w:val="22"/>
+                <w:lang w:eastAsia="de-CH"/>
+                <w14:ligatures w14:val="none"/>
+              </w:rPr>
+              <w:t>Swagger</w:t>
+            </w:r>
+          </w:p>
+        </w:tc>
+        <w:tc>
+          <w:tcPr>
+            <w:tcW w:w="1524" w:type="dxa"/>
+            <w:vAlign w:val="center"/>
+            <w:hideMark/>
+          </w:tcPr>
+          <w:p>
+            <w:pPr>
+              <w:spacing w:after="0" w:line="240" w:lineRule="auto"/>
+              <w:jc w:val="center"/>
+              <w:rPr>
+                <w:rFonts w:ascii="Aptos Narrow" w:eastAsia="Times New Roman" w:hAnsi="Aptos Narrow" w:cs="Times New Roman"/>
+                <w:b/>
+                <w:bCs/>
+                <w:color w:val="000000"/>
+                <w:kern w:val="0"/>
+                <w:sz w:val="22"/>
+                <w:szCs w:val="22"/>
+                <w:lang w:eastAsia="de-CH"/>
+                <w14:ligatures w14:val="none"/>
+              </w:rPr>
+            </w:pPr>
+            <w:r>
+              <w:rPr>
+                <w:rFonts w:ascii="Aptos Narrow" w:eastAsia="Times New Roman" w:hAnsi="Aptos Narrow" w:cs="Times New Roman"/>
+                <w:b/>
+                <w:bCs/>
+                <w:color w:val="000000"/>
+                <w:kern w:val="0"/>
+                <w:sz w:val="22"/>
+                <w:szCs w:val="22"/>
+                <w:lang w:eastAsia="de-CH"/>
+                <w14:ligatures w14:val="none"/>
+              </w:rPr>
+              <w:t>Postman</w:t>
+            </w:r>
+          </w:p>
+        </w:tc>
+        <w:tc>
+          <w:tcPr>
+            <w:tcW w:w="1638" w:type="dxa"/>
+            <w:vAlign w:val="center"/>
+            <w:hideMark/>
+          </w:tcPr>
+          <w:p>
+            <w:pPr>
+              <w:spacing w:after="0" w:line="240" w:lineRule="auto"/>
+              <w:jc w:val="center"/>
+              <w:rPr>
+                <w:rFonts w:ascii="Aptos Narrow" w:eastAsia="Times New Roman" w:hAnsi="Aptos Narrow" w:cs="Times New Roman"/>
+                <w:b/>
+                <w:bCs/>
+                <w:color w:val="000000"/>
+                <w:kern w:val="0"/>
+                <w:sz w:val="22"/>
+                <w:szCs w:val="22"/>
+                <w:lang w:eastAsia="de-CH"/>
+                <w14:ligatures w14:val="none"/>
+              </w:rPr>
+            </w:pPr>
+            <w:proofErr w:type="spellStart"/>
+            <w:r>
+              <w:rPr>
+                <w:rFonts w:ascii="Aptos Narrow" w:eastAsia="Times New Roman" w:hAnsi="Aptos Narrow" w:cs="Times New Roman"/>
+                <w:b/>
+                <w:bCs/>
+                <w:color w:val="000000"/>
+                <w:kern w:val="0"/>
+                <w:sz w:val="22"/>
+                <w:szCs w:val="22"/>
+                <w:lang w:eastAsia="de-CH"/>
+                <w14:ligatures w14:val="none"/>
+              </w:rPr>
+              <w:t>Redocly</w:t>
+            </w:r>
+            <w:proofErr w:type="spellEnd"/>
+          </w:p>
+        </w:tc>
+        <w:tc>
+          <w:tcPr>
+            <w:tcW w:w="1331" w:type="dxa"/>
+            <w:vAlign w:val="center"/>
+            <w:hideMark/>
+          </w:tcPr>
+          <w:p>
+            <w:pPr>
+              <w:spacing w:after="0" w:line="240" w:lineRule="auto"/>
+              <w:jc w:val="center"/>
+              <w:rPr>
+                <w:rFonts w:ascii="Aptos Narrow" w:eastAsia="Times New Roman" w:hAnsi="Aptos Narrow" w:cs="Times New Roman"/>
+                <w:b/>
+                <w:bCs/>
+                <w:color w:val="000000"/>
+                <w:kern w:val="0"/>
+                <w:sz w:val="22"/>
+                <w:szCs w:val="22"/>
+                <w:lang w:eastAsia="de-CH"/>
+                <w14:ligatures w14:val="none"/>
+              </w:rPr>
+            </w:pPr>
+            <w:proofErr w:type="spellStart"/>
+            <w:r>
+              <w:rPr>
+                <w:rFonts w:ascii="Aptos Narrow" w:eastAsia="Times New Roman" w:hAnsi="Aptos Narrow" w:cs="Times New Roman"/>
+                <w:b/>
+                <w:bCs/>
+                <w:color w:val="000000"/>
+                <w:kern w:val="0"/>
+                <w:sz w:val="22"/>
+                <w:szCs w:val="22"/>
+                <w:lang w:eastAsia="de-CH"/>
+                <w14:ligatures w14:val="none"/>
+              </w:rPr>
+              <w:t>Stoplight</w:t>
+            </w:r>
+            <w:proofErr w:type="spellEnd"/>
+          </w:p>
+        </w:tc>
+        <w:tc>
+          <w:tcPr>
+            <w:tcW w:w="1535" w:type="dxa"/>
+            <w:vAlign w:val="center"/>
+            <w:hideMark/>
+          </w:tcPr>
+          <w:p>
+            <w:pPr>
+              <w:spacing w:after="0" w:line="240" w:lineRule="auto"/>
+              <w:jc w:val="center"/>
+              <w:rPr>
+                <w:rFonts w:ascii="Aptos Narrow" w:eastAsia="Times New Roman" w:hAnsi="Aptos Narrow" w:cs="Times New Roman"/>
+                <w:b/>
+                <w:bCs/>
+                <w:color w:val="000000"/>
+                <w:kern w:val="0"/>
+                <w:sz w:val="22"/>
+                <w:szCs w:val="22"/>
+                <w:lang w:eastAsia="de-CH"/>
+                <w14:ligatures w14:val="none"/>
+              </w:rPr>
+            </w:pPr>
+            <w:proofErr w:type="spellStart"/>
+            <w:r>
+              <w:rPr>
+                <w:rFonts w:ascii="Aptos Narrow" w:eastAsia="Times New Roman" w:hAnsi="Aptos Narrow" w:cs="Times New Roman"/>
+                <w:b/>
+                <w:bCs/>
+                <w:color w:val="000000"/>
+                <w:kern w:val="0"/>
+                <w:sz w:val="22"/>
+                <w:szCs w:val="22"/>
+                <w:lang w:eastAsia="de-CH"/>
+                <w14:ligatures w14:val="none"/>
+              </w:rPr>
+              <w:t>Apidog</w:t>
+            </w:r>
+            <w:proofErr w:type="spellEnd"/>
+          </w:p>
+        </w:tc>
+      </w:tr>
+      <w:tr>
+        <w:trPr>
+          <w:trHeight w:val="937"/>
+        </w:trPr>
+        <w:tc>
+          <w:tcPr>
+            <w:tcW w:w="1695" w:type="dxa"/>
+            <w:vAlign w:val="center"/>
+            <w:hideMark/>
+          </w:tcPr>
+          <w:p>
+            <w:pPr>
+              <w:spacing w:after="0" w:line="240" w:lineRule="auto"/>
+              <w:rPr>
+                <w:rFonts w:ascii="Aptos Narrow" w:eastAsia="Times New Roman" w:hAnsi="Aptos Narrow" w:cs="Times New Roman"/>
+                <w:color w:val="000000"/>
+                <w:kern w:val="0"/>
+                <w:sz w:val="22"/>
+                <w:szCs w:val="22"/>
+                <w:lang w:eastAsia="de-CH"/>
+                <w14:ligatures w14:val="none"/>
+              </w:rPr>
+            </w:pPr>
+            <w:proofErr w:type="spellStart"/>
+            <w:r>
+              <w:rPr>
+                <w:rFonts w:ascii="Aptos Narrow" w:eastAsia="Times New Roman" w:hAnsi="Aptos Narrow" w:cs="Times New Roman"/>
+                <w:color w:val="000000"/>
+                <w:kern w:val="0"/>
+                <w:sz w:val="22"/>
+                <w:szCs w:val="22"/>
+                <w:lang w:eastAsia="de-CH"/>
+                <w14:ligatures w14:val="none"/>
+              </w:rPr>
+              <w:t>OpenAPI</w:t>
+            </w:r>
+            <w:proofErr w:type="spellEnd"/>
+            <w:r>
+              <w:rPr>
+                <w:rFonts w:ascii="Aptos Narrow" w:eastAsia="Times New Roman" w:hAnsi="Aptos Narrow" w:cs="Times New Roman"/>
+                <w:color w:val="000000"/>
+                <w:kern w:val="0"/>
+                <w:sz w:val="22"/>
+                <w:szCs w:val="22"/>
+                <w:lang w:eastAsia="de-CH"/>
+                <w14:ligatures w14:val="none"/>
+              </w:rPr>
+              <w:t>-Unterstützung</w:t>
+            </w:r>
+          </w:p>
+        </w:tc>
+        <w:tc>
+          <w:tcPr>
+            <w:tcW w:w="1329" w:type="dxa"/>
+            <w:vAlign w:val="center"/>
+            <w:hideMark/>
+          </w:tcPr>
+          <w:p>
+            <w:pPr>
+              <w:spacing w:after="0" w:line="240" w:lineRule="auto"/>
+              <w:rPr>
+                <w:rFonts w:ascii="Aptos Narrow" w:eastAsia="Times New Roman" w:hAnsi="Aptos Narrow" w:cs="Times New Roman"/>
+                <w:color w:val="000000"/>
+                <w:kern w:val="0"/>
+                <w:sz w:val="22"/>
+                <w:szCs w:val="22"/>
+                <w:lang w:eastAsia="de-CH"/>
+                <w14:ligatures w14:val="none"/>
+              </w:rPr>
+            </w:pPr>
+            <w:r>
+              <w:rPr>
+                <w:rFonts w:ascii="Aptos Narrow" w:eastAsia="Times New Roman" w:hAnsi="Aptos Narrow" w:cs="Times New Roman"/>
+                <w:color w:val="000000"/>
+                <w:kern w:val="0"/>
+                <w:sz w:val="22"/>
+                <w:szCs w:val="22"/>
+                <w:lang w:eastAsia="de-CH"/>
+                <w14:ligatures w14:val="none"/>
+              </w:rPr>
+              <w:t>Sehr gut</w:t>
+            </w:r>
+          </w:p>
+        </w:tc>
+        <w:tc>
+          <w:tcPr>
+            <w:tcW w:w="1524" w:type="dxa"/>
+            <w:vAlign w:val="center"/>
+            <w:hideMark/>
+          </w:tcPr>
+          <w:p>
+            <w:pPr>
+              <w:spacing w:after="0" w:line="240" w:lineRule="auto"/>
+              <w:rPr>
+                <w:rFonts w:ascii="Aptos Narrow" w:eastAsia="Times New Roman" w:hAnsi="Aptos Narrow" w:cs="Times New Roman"/>
+                <w:color w:val="000000"/>
+                <w:kern w:val="0"/>
+                <w:sz w:val="22"/>
+                <w:szCs w:val="22"/>
+                <w:lang w:eastAsia="de-CH"/>
+                <w14:ligatures w14:val="none"/>
+              </w:rPr>
+            </w:pPr>
+            <w:r>
+              <w:rPr>
+                <w:rFonts w:ascii="Aptos Narrow" w:eastAsia="Times New Roman" w:hAnsi="Aptos Narrow" w:cs="Times New Roman"/>
+                <w:color w:val="000000"/>
+                <w:kern w:val="0"/>
+                <w:sz w:val="22"/>
+                <w:szCs w:val="22"/>
+                <w:lang w:eastAsia="de-CH"/>
+                <w14:ligatures w14:val="none"/>
+              </w:rPr>
+              <w:t>Gut</w:t>
+            </w:r>
+          </w:p>
+        </w:tc>
+        <w:tc>
+          <w:tcPr>
+            <w:tcW w:w="1638" w:type="dxa"/>
+            <w:vAlign w:val="center"/>
+            <w:hideMark/>
+          </w:tcPr>
+          <w:p>
+            <w:pPr>
+              <w:spacing w:after="0" w:line="240" w:lineRule="auto"/>
+              <w:rPr>
+                <w:rFonts w:ascii="Aptos Narrow" w:eastAsia="Times New Roman" w:hAnsi="Aptos Narrow" w:cs="Times New Roman"/>
+                <w:color w:val="000000"/>
+                <w:kern w:val="0"/>
+                <w:sz w:val="22"/>
+                <w:szCs w:val="22"/>
+                <w:lang w:eastAsia="de-CH"/>
+                <w14:ligatures w14:val="none"/>
+              </w:rPr>
+            </w:pPr>
+            <w:r>
+              <w:rPr>
+                <w:rFonts w:ascii="Aptos Narrow" w:eastAsia="Times New Roman" w:hAnsi="Aptos Narrow" w:cs="Times New Roman"/>
+                <w:color w:val="000000"/>
+                <w:kern w:val="0"/>
+                <w:sz w:val="22"/>
+                <w:szCs w:val="22"/>
+                <w:lang w:eastAsia="de-CH"/>
+                <w14:ligatures w14:val="none"/>
+              </w:rPr>
+              <w:t>Sehr gut</w:t>
+            </w:r>
+          </w:p>
+        </w:tc>
+        <w:tc>
+          <w:tcPr>
+            <w:tcW w:w="1331" w:type="dxa"/>
+            <w:vAlign w:val="center"/>
+            <w:hideMark/>
+          </w:tcPr>
+          <w:p>
+            <w:pPr>
+              <w:spacing w:after="0" w:line="240" w:lineRule="auto"/>
+              <w:rPr>
+                <w:rFonts w:ascii="Aptos Narrow" w:eastAsia="Times New Roman" w:hAnsi="Aptos Narrow" w:cs="Times New Roman"/>
+                <w:color w:val="000000"/>
+                <w:kern w:val="0"/>
+                <w:sz w:val="22"/>
+                <w:szCs w:val="22"/>
+                <w:lang w:eastAsia="de-CH"/>
+                <w14:ligatures w14:val="none"/>
+              </w:rPr>
+            </w:pPr>
+            <w:r>
+              <w:rPr>
+                <w:rFonts w:ascii="Aptos Narrow" w:eastAsia="Times New Roman" w:hAnsi="Aptos Narrow" w:cs="Times New Roman"/>
+                <w:color w:val="000000"/>
+                <w:kern w:val="0"/>
+                <w:sz w:val="22"/>
+                <w:szCs w:val="22"/>
+                <w:lang w:eastAsia="de-CH"/>
+                <w14:ligatures w14:val="none"/>
+              </w:rPr>
+              <w:t>Sehr gut</w:t>
+            </w:r>
+          </w:p>
+        </w:tc>
+        <w:tc>
+          <w:tcPr>
+            <w:tcW w:w="1535" w:type="dxa"/>
+            <w:vAlign w:val="center"/>
+            <w:hideMark/>
+          </w:tcPr>
+          <w:p>
+            <w:pPr>
+              <w:spacing w:after="0" w:line="240" w:lineRule="auto"/>
+              <w:rPr>
+                <w:rFonts w:ascii="Aptos Narrow" w:eastAsia="Times New Roman" w:hAnsi="Aptos Narrow" w:cs="Times New Roman"/>
+                <w:color w:val="000000"/>
+                <w:kern w:val="0"/>
+                <w:sz w:val="22"/>
+                <w:szCs w:val="22"/>
+                <w:lang w:eastAsia="de-CH"/>
+                <w14:ligatures w14:val="none"/>
+              </w:rPr>
+            </w:pPr>
+            <w:r>
+              <w:rPr>
+                <w:rFonts w:ascii="Aptos Narrow" w:eastAsia="Times New Roman" w:hAnsi="Aptos Narrow" w:cs="Times New Roman"/>
+                <w:color w:val="000000"/>
+                <w:kern w:val="0"/>
+                <w:sz w:val="22"/>
+                <w:szCs w:val="22"/>
+                <w:lang w:eastAsia="de-CH"/>
+                <w14:ligatures w14:val="none"/>
+              </w:rPr>
+              <w:t>Sehr gut</w:t>
+            </w:r>
+          </w:p>
+        </w:tc>
+      </w:tr>
+      <w:tr>
+        <w:trPr>
+          <w:trHeight w:val="625"/>
+        </w:trPr>
+        <w:tc>
+          <w:tcPr>
+            <w:tcW w:w="1695" w:type="dxa"/>
+            <w:vAlign w:val="center"/>
+            <w:hideMark/>
+          </w:tcPr>
+          <w:p>
+            <w:pPr>
+              <w:spacing w:after="0" w:line="240" w:lineRule="auto"/>
+              <w:rPr>
+                <w:rFonts w:ascii="Aptos Narrow" w:eastAsia="Times New Roman" w:hAnsi="Aptos Narrow" w:cs="Times New Roman"/>
+                <w:color w:val="000000"/>
+                <w:kern w:val="0"/>
+                <w:sz w:val="22"/>
+                <w:szCs w:val="22"/>
+                <w:lang w:eastAsia="de-CH"/>
+                <w14:ligatures w14:val="none"/>
+              </w:rPr>
+            </w:pPr>
+            <w:r>
+              <w:rPr>
+                <w:rFonts w:ascii="Aptos Narrow" w:eastAsia="Times New Roman" w:hAnsi="Aptos Narrow" w:cs="Times New Roman"/>
+                <w:color w:val="000000"/>
+                <w:kern w:val="0"/>
+                <w:sz w:val="22"/>
+                <w:szCs w:val="22"/>
+                <w:lang w:eastAsia="de-CH"/>
+                <w14:ligatures w14:val="none"/>
+              </w:rPr>
+              <w:t>Bedienbarkeit</w:t>
+            </w:r>
+          </w:p>
+        </w:tc>
+        <w:tc>
+          <w:tcPr>
+            <w:tcW w:w="1329" w:type="dxa"/>
+            <w:vAlign w:val="center"/>
+            <w:hideMark/>
+          </w:tcPr>
+          <w:p>
+            <w:pPr>
+              <w:spacing w:after="0" w:line="240" w:lineRule="auto"/>
+              <w:rPr>
+                <w:rFonts w:ascii="Aptos Narrow" w:eastAsia="Times New Roman" w:hAnsi="Aptos Narrow" w:cs="Times New Roman"/>
+                <w:color w:val="000000"/>
+                <w:kern w:val="0"/>
+                <w:sz w:val="22"/>
+                <w:szCs w:val="22"/>
+                <w:lang w:eastAsia="de-CH"/>
+                <w14:ligatures w14:val="none"/>
+              </w:rPr>
+            </w:pPr>
+            <w:r>
+              <w:rPr>
+                <w:rFonts w:ascii="Aptos Narrow" w:eastAsia="Times New Roman" w:hAnsi="Aptos Narrow" w:cs="Times New Roman"/>
+                <w:color w:val="000000"/>
+                <w:kern w:val="0"/>
+                <w:sz w:val="22"/>
+                <w:szCs w:val="22"/>
+                <w:lang w:eastAsia="de-CH"/>
+                <w14:ligatures w14:val="none"/>
+              </w:rPr>
+              <w:t>Einfach</w:t>
+            </w:r>
+          </w:p>
+        </w:tc>
+        <w:tc>
+          <w:tcPr>
+            <w:tcW w:w="1524" w:type="dxa"/>
+            <w:vAlign w:val="center"/>
+            <w:hideMark/>
+          </w:tcPr>
+          <w:p>
+            <w:pPr>
+              <w:spacing w:after="0" w:line="240" w:lineRule="auto"/>
+              <w:rPr>
+                <w:rFonts w:ascii="Aptos Narrow" w:eastAsia="Times New Roman" w:hAnsi="Aptos Narrow" w:cs="Times New Roman"/>
+                <w:color w:val="000000"/>
+                <w:kern w:val="0"/>
+                <w:sz w:val="22"/>
+                <w:szCs w:val="22"/>
+                <w:lang w:eastAsia="de-CH"/>
+                <w14:ligatures w14:val="none"/>
+              </w:rPr>
+            </w:pPr>
+            <w:r>
+              <w:rPr>
+                <w:rFonts w:ascii="Aptos Narrow" w:eastAsia="Times New Roman" w:hAnsi="Aptos Narrow" w:cs="Times New Roman"/>
+                <w:color w:val="000000"/>
+                <w:kern w:val="0"/>
+                <w:sz w:val="22"/>
+                <w:szCs w:val="22"/>
+                <w:lang w:eastAsia="de-CH"/>
+                <w14:ligatures w14:val="none"/>
+              </w:rPr>
+              <w:t>Mittel</w:t>
+            </w:r>
+          </w:p>
+        </w:tc>
+        <w:tc>
+          <w:tcPr>
+            <w:tcW w:w="1638" w:type="dxa"/>
+            <w:vAlign w:val="center"/>
+            <w:hideMark/>
+          </w:tcPr>
+          <w:p>
+            <w:pPr>
+              <w:spacing w:after="0" w:line="240" w:lineRule="auto"/>
+              <w:rPr>
+                <w:rFonts w:ascii="Aptos Narrow" w:eastAsia="Times New Roman" w:hAnsi="Aptos Narrow" w:cs="Times New Roman"/>
+                <w:color w:val="000000"/>
+                <w:kern w:val="0"/>
+                <w:sz w:val="22"/>
+                <w:szCs w:val="22"/>
+                <w:lang w:eastAsia="de-CH"/>
+                <w14:ligatures w14:val="none"/>
+              </w:rPr>
+            </w:pPr>
+            <w:r>
+              <w:rPr>
+                <w:rFonts w:ascii="Aptos Narrow" w:eastAsia="Times New Roman" w:hAnsi="Aptos Narrow" w:cs="Times New Roman"/>
+                <w:color w:val="000000"/>
+                <w:kern w:val="0"/>
+                <w:sz w:val="22"/>
+                <w:szCs w:val="22"/>
+                <w:lang w:eastAsia="de-CH"/>
+                <w14:ligatures w14:val="none"/>
+              </w:rPr>
+              <w:t>Einfach</w:t>
+            </w:r>
+          </w:p>
+        </w:tc>
+        <w:tc>
+          <w:tcPr>
+            <w:tcW w:w="1331" w:type="dxa"/>
+            <w:vAlign w:val="center"/>
+            <w:hideMark/>
+          </w:tcPr>
+          <w:p>
+            <w:pPr>
+              <w:spacing w:after="0" w:line="240" w:lineRule="auto"/>
+              <w:rPr>
+                <w:rFonts w:ascii="Aptos Narrow" w:eastAsia="Times New Roman" w:hAnsi="Aptos Narrow" w:cs="Times New Roman"/>
+                <w:color w:val="000000"/>
+                <w:kern w:val="0"/>
+                <w:sz w:val="22"/>
+                <w:szCs w:val="22"/>
+                <w:lang w:eastAsia="de-CH"/>
+                <w14:ligatures w14:val="none"/>
+              </w:rPr>
+            </w:pPr>
+            <w:r>
+              <w:rPr>
+                <w:rFonts w:ascii="Aptos Narrow" w:eastAsia="Times New Roman" w:hAnsi="Aptos Narrow" w:cs="Times New Roman"/>
+                <w:color w:val="000000"/>
+                <w:kern w:val="0"/>
+                <w:sz w:val="22"/>
+                <w:szCs w:val="22"/>
+                <w:lang w:eastAsia="de-CH"/>
+                <w14:ligatures w14:val="none"/>
+              </w:rPr>
+              <w:t>Mittel</w:t>
+            </w:r>
+          </w:p>
+        </w:tc>
+        <w:tc>
+          <w:tcPr>
+            <w:tcW w:w="1535" w:type="dxa"/>
+            <w:vAlign w:val="center"/>
+            <w:hideMark/>
+          </w:tcPr>
+          <w:p>
+            <w:pPr>
+              <w:spacing w:after="0" w:line="240" w:lineRule="auto"/>
+              <w:rPr>
+                <w:rFonts w:ascii="Aptos Narrow" w:eastAsia="Times New Roman" w:hAnsi="Aptos Narrow" w:cs="Times New Roman"/>
+                <w:color w:val="000000"/>
+                <w:kern w:val="0"/>
+                <w:sz w:val="22"/>
+                <w:szCs w:val="22"/>
+                <w:lang w:eastAsia="de-CH"/>
+                <w14:ligatures w14:val="none"/>
+              </w:rPr>
+            </w:pPr>
+            <w:r>
+              <w:rPr>
+                <w:rFonts w:ascii="Aptos Narrow" w:eastAsia="Times New Roman" w:hAnsi="Aptos Narrow" w:cs="Times New Roman"/>
+                <w:color w:val="000000"/>
+                <w:kern w:val="0"/>
+                <w:sz w:val="22"/>
+                <w:szCs w:val="22"/>
+                <w:lang w:eastAsia="de-CH"/>
+                <w14:ligatures w14:val="none"/>
+              </w:rPr>
+              <w:t>Einfach</w:t>
+            </w:r>
+          </w:p>
+        </w:tc>
+      </w:tr>
+      <w:tr>
+        <w:trPr>
+          <w:trHeight w:val="625"/>
+        </w:trPr>
+        <w:tc>
+          <w:tcPr>
+            <w:tcW w:w="1695" w:type="dxa"/>
+            <w:vAlign w:val="center"/>
+            <w:hideMark/>
+          </w:tcPr>
+          <w:p>
+            <w:pPr>
+              <w:spacing w:after="0" w:line="240" w:lineRule="auto"/>
+              <w:rPr>
+                <w:rFonts w:ascii="Aptos Narrow" w:eastAsia="Times New Roman" w:hAnsi="Aptos Narrow" w:cs="Times New Roman"/>
+                <w:color w:val="000000"/>
+                <w:kern w:val="0"/>
+                <w:sz w:val="22"/>
+                <w:szCs w:val="22"/>
+                <w:lang w:eastAsia="de-CH"/>
+                <w14:ligatures w14:val="none"/>
+              </w:rPr>
+            </w:pPr>
+            <w:r>
+              <w:rPr>
+                <w:rFonts w:ascii="Aptos Narrow" w:eastAsia="Times New Roman" w:hAnsi="Aptos Narrow" w:cs="Times New Roman"/>
+                <w:color w:val="000000"/>
+                <w:kern w:val="0"/>
+                <w:sz w:val="22"/>
+                <w:szCs w:val="22"/>
+                <w:lang w:eastAsia="de-CH"/>
+                <w14:ligatures w14:val="none"/>
+              </w:rPr>
+              <w:t>Darstellung</w:t>
+            </w:r>
+          </w:p>
+        </w:tc>
+        <w:tc>
+          <w:tcPr>
+            <w:tcW w:w="1329" w:type="dxa"/>
+            <w:vAlign w:val="center"/>
+            <w:hideMark/>
+          </w:tcPr>
+          <w:p>
+            <w:pPr>
+              <w:spacing w:after="0" w:line="240" w:lineRule="auto"/>
+              <w:rPr>
+                <w:rFonts w:ascii="Aptos Narrow" w:eastAsia="Times New Roman" w:hAnsi="Aptos Narrow" w:cs="Times New Roman"/>
+                <w:color w:val="000000"/>
+                <w:kern w:val="0"/>
+                <w:sz w:val="22"/>
+                <w:szCs w:val="22"/>
+                <w:lang w:eastAsia="de-CH"/>
+                <w14:ligatures w14:val="none"/>
+              </w:rPr>
+            </w:pPr>
+            <w:r>
+              <w:rPr>
+                <w:rFonts w:ascii="Aptos Narrow" w:eastAsia="Times New Roman" w:hAnsi="Aptos Narrow" w:cs="Times New Roman"/>
+                <w:color w:val="000000"/>
+                <w:kern w:val="0"/>
+                <w:sz w:val="22"/>
+                <w:szCs w:val="22"/>
+                <w:lang w:eastAsia="de-CH"/>
+                <w14:ligatures w14:val="none"/>
+              </w:rPr>
+              <w:t>Gut</w:t>
+            </w:r>
+          </w:p>
+        </w:tc>
+        <w:tc>
+          <w:tcPr>
+            <w:tcW w:w="1524" w:type="dxa"/>
+            <w:vAlign w:val="center"/>
+            <w:hideMark/>
+          </w:tcPr>
+          <w:p>
+            <w:pPr>
+              <w:spacing w:after="0" w:line="240" w:lineRule="auto"/>
+              <w:rPr>
+                <w:rFonts w:ascii="Aptos Narrow" w:eastAsia="Times New Roman" w:hAnsi="Aptos Narrow" w:cs="Times New Roman"/>
+                <w:color w:val="000000"/>
+                <w:kern w:val="0"/>
+                <w:sz w:val="22"/>
+                <w:szCs w:val="22"/>
+                <w:lang w:eastAsia="de-CH"/>
+                <w14:ligatures w14:val="none"/>
+              </w:rPr>
+            </w:pPr>
+            <w:r>
+              <w:rPr>
+                <w:rFonts w:ascii="Aptos Narrow" w:eastAsia="Times New Roman" w:hAnsi="Aptos Narrow" w:cs="Times New Roman"/>
+                <w:color w:val="000000"/>
+                <w:kern w:val="0"/>
+                <w:sz w:val="22"/>
+                <w:szCs w:val="22"/>
+                <w:lang w:eastAsia="de-CH"/>
+                <w14:ligatures w14:val="none"/>
+              </w:rPr>
+              <w:t>Mittel</w:t>
+            </w:r>
+          </w:p>
+        </w:tc>
+        <w:tc>
+          <w:tcPr>
+            <w:tcW w:w="1638" w:type="dxa"/>
+            <w:vAlign w:val="center"/>
+            <w:hideMark/>
+          </w:tcPr>
+          <w:p>
+            <w:pPr>
+              <w:spacing w:after="0" w:line="240" w:lineRule="auto"/>
+              <w:rPr>
+                <w:rFonts w:ascii="Aptos Narrow" w:eastAsia="Times New Roman" w:hAnsi="Aptos Narrow" w:cs="Times New Roman"/>
+                <w:color w:val="000000"/>
+                <w:kern w:val="0"/>
+                <w:sz w:val="22"/>
+                <w:szCs w:val="22"/>
+                <w:lang w:eastAsia="de-CH"/>
+                <w14:ligatures w14:val="none"/>
+              </w:rPr>
+            </w:pPr>
+            <w:r>
+              <w:rPr>
+                <w:rFonts w:ascii="Aptos Narrow" w:eastAsia="Times New Roman" w:hAnsi="Aptos Narrow" w:cs="Times New Roman"/>
+                <w:color w:val="000000"/>
+                <w:kern w:val="0"/>
+                <w:sz w:val="22"/>
+                <w:szCs w:val="22"/>
+                <w:lang w:eastAsia="de-CH"/>
+                <w14:ligatures w14:val="none"/>
+              </w:rPr>
+              <w:t>Hervorragend</w:t>
+            </w:r>
+          </w:p>
+        </w:tc>
+        <w:tc>
+          <w:tcPr>
+            <w:tcW w:w="1331" w:type="dxa"/>
+            <w:vAlign w:val="center"/>
+            <w:hideMark/>
+          </w:tcPr>
+          <w:p>
+            <w:pPr>
+              <w:spacing w:after="0" w:line="240" w:lineRule="auto"/>
+              <w:rPr>
+                <w:rFonts w:ascii="Aptos Narrow" w:eastAsia="Times New Roman" w:hAnsi="Aptos Narrow" w:cs="Times New Roman"/>
+                <w:color w:val="000000"/>
+                <w:kern w:val="0"/>
+                <w:sz w:val="22"/>
+                <w:szCs w:val="22"/>
+                <w:lang w:eastAsia="de-CH"/>
+                <w14:ligatures w14:val="none"/>
+              </w:rPr>
+            </w:pPr>
+            <w:r>
+              <w:rPr>
+                <w:rFonts w:ascii="Aptos Narrow" w:eastAsia="Times New Roman" w:hAnsi="Aptos Narrow" w:cs="Times New Roman"/>
+                <w:color w:val="000000"/>
+                <w:kern w:val="0"/>
+                <w:sz w:val="22"/>
+                <w:szCs w:val="22"/>
+                <w:lang w:eastAsia="de-CH"/>
+                <w14:ligatures w14:val="none"/>
+              </w:rPr>
+              <w:t>Gut</w:t>
+            </w:r>
+          </w:p>
+        </w:tc>
+        <w:tc>
+          <w:tcPr>
+            <w:tcW w:w="1535" w:type="dxa"/>
+            <w:vAlign w:val="center"/>
+            <w:hideMark/>
+          </w:tcPr>
+          <w:p>
+            <w:pPr>
+              <w:spacing w:after="0" w:line="240" w:lineRule="auto"/>
+              <w:rPr>
+                <w:rFonts w:ascii="Aptos Narrow" w:eastAsia="Times New Roman" w:hAnsi="Aptos Narrow" w:cs="Times New Roman"/>
+                <w:color w:val="000000"/>
+                <w:kern w:val="0"/>
+                <w:sz w:val="22"/>
+                <w:szCs w:val="22"/>
+                <w:lang w:eastAsia="de-CH"/>
+                <w14:ligatures w14:val="none"/>
+              </w:rPr>
+            </w:pPr>
+            <w:r>
+              <w:rPr>
+                <w:rFonts w:ascii="Aptos Narrow" w:eastAsia="Times New Roman" w:hAnsi="Aptos Narrow" w:cs="Times New Roman"/>
+                <w:color w:val="000000"/>
+                <w:kern w:val="0"/>
+                <w:sz w:val="22"/>
+                <w:szCs w:val="22"/>
+                <w:lang w:eastAsia="de-CH"/>
+                <w14:ligatures w14:val="none"/>
+              </w:rPr>
+              <w:t>Sehr gut</w:t>
+            </w:r>
+          </w:p>
+        </w:tc>
+      </w:tr>
+      <w:tr>
+        <w:trPr>
+          <w:trHeight w:val="625"/>
+        </w:trPr>
+        <w:tc>
+          <w:tcPr>
+            <w:tcW w:w="1695" w:type="dxa"/>
+            <w:vAlign w:val="center"/>
+            <w:hideMark/>
+          </w:tcPr>
+          <w:p>
+            <w:pPr>
+              <w:spacing w:after="0" w:line="240" w:lineRule="auto"/>
+              <w:rPr>
+                <w:rFonts w:ascii="Aptos Narrow" w:eastAsia="Times New Roman" w:hAnsi="Aptos Narrow" w:cs="Times New Roman"/>
+                <w:color w:val="000000"/>
+                <w:kern w:val="0"/>
+                <w:sz w:val="22"/>
+                <w:szCs w:val="22"/>
+                <w:lang w:eastAsia="de-CH"/>
+                <w14:ligatures w14:val="none"/>
+              </w:rPr>
+            </w:pPr>
+            <w:r>
+              <w:rPr>
+                <w:rFonts w:ascii="Aptos Narrow" w:eastAsia="Times New Roman" w:hAnsi="Aptos Narrow" w:cs="Times New Roman"/>
+                <w:color w:val="000000"/>
+                <w:kern w:val="0"/>
+                <w:sz w:val="22"/>
+                <w:szCs w:val="22"/>
+                <w:lang w:eastAsia="de-CH"/>
+                <w14:ligatures w14:val="none"/>
+              </w:rPr>
+              <w:t>Hosting möglich</w:t>
+            </w:r>
+          </w:p>
+        </w:tc>
+        <w:tc>
+          <w:tcPr>
+            <w:tcW w:w="1329" w:type="dxa"/>
+            <w:vAlign w:val="center"/>
+            <w:hideMark/>
+          </w:tcPr>
+          <w:p>
+            <w:pPr>
+              <w:spacing w:after="0" w:line="240" w:lineRule="auto"/>
+              <w:rPr>
+                <w:rFonts w:ascii="Aptos Narrow" w:eastAsia="Times New Roman" w:hAnsi="Aptos Narrow" w:cs="Times New Roman"/>
+                <w:color w:val="000000"/>
+                <w:kern w:val="0"/>
+                <w:sz w:val="22"/>
+                <w:szCs w:val="22"/>
+                <w:lang w:eastAsia="de-CH"/>
+                <w14:ligatures w14:val="none"/>
+              </w:rPr>
+            </w:pPr>
+            <w:r>
+              <w:rPr>
+                <w:rFonts w:ascii="Aptos Narrow" w:eastAsia="Times New Roman" w:hAnsi="Aptos Narrow" w:cs="Times New Roman"/>
+                <w:color w:val="000000"/>
+                <w:kern w:val="0"/>
+                <w:sz w:val="22"/>
+                <w:szCs w:val="22"/>
+                <w:lang w:eastAsia="de-CH"/>
+                <w14:ligatures w14:val="none"/>
+              </w:rPr>
+              <w:t>Ja</w:t>
+            </w:r>
+          </w:p>
+        </w:tc>
+        <w:tc>
+          <w:tcPr>
+            <w:tcW w:w="1524" w:type="dxa"/>
+            <w:vAlign w:val="center"/>
+            <w:hideMark/>
+          </w:tcPr>
+          <w:p>
+            <w:pPr>
+              <w:spacing w:after="0" w:line="240" w:lineRule="auto"/>
+              <w:rPr>
+                <w:rFonts w:ascii="Aptos Narrow" w:eastAsia="Times New Roman" w:hAnsi="Aptos Narrow" w:cs="Times New Roman"/>
+                <w:color w:val="000000"/>
+                <w:kern w:val="0"/>
+                <w:sz w:val="22"/>
+                <w:szCs w:val="22"/>
+                <w:lang w:eastAsia="de-CH"/>
+                <w14:ligatures w14:val="none"/>
+              </w:rPr>
+            </w:pPr>
+            <w:r>
+              <w:rPr>
+                <w:rFonts w:ascii="Aptos Narrow" w:eastAsia="Times New Roman" w:hAnsi="Aptos Narrow" w:cs="Times New Roman"/>
+                <w:color w:val="000000"/>
+                <w:kern w:val="0"/>
+                <w:sz w:val="22"/>
+                <w:szCs w:val="22"/>
+                <w:lang w:eastAsia="de-CH"/>
+                <w14:ligatures w14:val="none"/>
+              </w:rPr>
+              <w:t>Ja</w:t>
+            </w:r>
+          </w:p>
+        </w:tc>
+        <w:tc>
+          <w:tcPr>
+            <w:tcW w:w="1638" w:type="dxa"/>
+            <w:vAlign w:val="center"/>
+            <w:hideMark/>
+          </w:tcPr>
+          <w:p>
+            <w:pPr>
+              <w:spacing w:after="0" w:line="240" w:lineRule="auto"/>
+              <w:rPr>
+                <w:rFonts w:ascii="Aptos Narrow" w:eastAsia="Times New Roman" w:hAnsi="Aptos Narrow" w:cs="Times New Roman"/>
+                <w:color w:val="000000"/>
+                <w:kern w:val="0"/>
+                <w:sz w:val="22"/>
+                <w:szCs w:val="22"/>
+                <w:lang w:eastAsia="de-CH"/>
+                <w14:ligatures w14:val="none"/>
+              </w:rPr>
+            </w:pPr>
+            <w:r>
+              <w:rPr>
+                <w:rFonts w:ascii="Aptos Narrow" w:eastAsia="Times New Roman" w:hAnsi="Aptos Narrow" w:cs="Times New Roman"/>
+                <w:color w:val="000000"/>
+                <w:kern w:val="0"/>
+                <w:sz w:val="22"/>
+                <w:szCs w:val="22"/>
+                <w:lang w:eastAsia="de-CH"/>
+                <w14:ligatures w14:val="none"/>
+              </w:rPr>
+              <w:t>Ja</w:t>
+            </w:r>
+          </w:p>
+        </w:tc>
+        <w:tc>
+          <w:tcPr>
+            <w:tcW w:w="1331" w:type="dxa"/>
+            <w:vAlign w:val="center"/>
+            <w:hideMark/>
+          </w:tcPr>
+          <w:p>
+            <w:pPr>
+              <w:spacing w:after="0" w:line="240" w:lineRule="auto"/>
+              <w:rPr>
+                <w:rFonts w:ascii="Aptos Narrow" w:eastAsia="Times New Roman" w:hAnsi="Aptos Narrow" w:cs="Times New Roman"/>
+                <w:color w:val="000000"/>
+                <w:kern w:val="0"/>
+                <w:sz w:val="22"/>
+                <w:szCs w:val="22"/>
+                <w:lang w:eastAsia="de-CH"/>
+                <w14:ligatures w14:val="none"/>
+              </w:rPr>
+            </w:pPr>
+            <w:r>
+              <w:rPr>
+                <w:rFonts w:ascii="Aptos Narrow" w:eastAsia="Times New Roman" w:hAnsi="Aptos Narrow" w:cs="Times New Roman"/>
+                <w:color w:val="000000"/>
+                <w:kern w:val="0"/>
+                <w:sz w:val="22"/>
+                <w:szCs w:val="22"/>
+                <w:lang w:eastAsia="de-CH"/>
+                <w14:ligatures w14:val="none"/>
+              </w:rPr>
+              <w:t>Ja</w:t>
+            </w:r>
+          </w:p>
+        </w:tc>
+        <w:tc>
+          <w:tcPr>
+            <w:tcW w:w="1535" w:type="dxa"/>
+            <w:vAlign w:val="center"/>
+            <w:hideMark/>
+          </w:tcPr>
+          <w:p>
+            <w:pPr>
+              <w:spacing w:after="0" w:line="240" w:lineRule="auto"/>
+              <w:rPr>
+                <w:rFonts w:ascii="Aptos Narrow" w:eastAsia="Times New Roman" w:hAnsi="Aptos Narrow" w:cs="Times New Roman"/>
+                <w:color w:val="000000"/>
+                <w:kern w:val="0"/>
+                <w:sz w:val="22"/>
+                <w:szCs w:val="22"/>
+                <w:lang w:eastAsia="de-CH"/>
+                <w14:ligatures w14:val="none"/>
+              </w:rPr>
+            </w:pPr>
+            <w:r>
+              <w:rPr>
+                <w:rFonts w:ascii="Aptos Narrow" w:eastAsia="Times New Roman" w:hAnsi="Aptos Narrow" w:cs="Times New Roman"/>
+                <w:color w:val="000000"/>
+                <w:kern w:val="0"/>
+                <w:sz w:val="22"/>
+                <w:szCs w:val="22"/>
+                <w:lang w:eastAsia="de-CH"/>
+                <w14:ligatures w14:val="none"/>
+              </w:rPr>
+              <w:t>Ja</w:t>
+            </w:r>
+          </w:p>
+        </w:tc>
+      </w:tr>
+      <w:tr>
+        <w:trPr>
+          <w:trHeight w:val="312"/>
+        </w:trPr>
+        <w:tc>
+          <w:tcPr>
+            <w:tcW w:w="1695" w:type="dxa"/>
+            <w:vAlign w:val="center"/>
+            <w:hideMark/>
+          </w:tcPr>
+          <w:p>
+            <w:pPr>
+              <w:spacing w:after="0" w:line="240" w:lineRule="auto"/>
+              <w:rPr>
+                <w:rFonts w:ascii="Aptos Narrow" w:eastAsia="Times New Roman" w:hAnsi="Aptos Narrow" w:cs="Times New Roman"/>
+                <w:color w:val="000000"/>
+                <w:kern w:val="0"/>
+                <w:sz w:val="22"/>
+                <w:szCs w:val="22"/>
+                <w:lang w:eastAsia="de-CH"/>
+                <w14:ligatures w14:val="none"/>
+              </w:rPr>
+            </w:pPr>
+            <w:r>
+              <w:rPr>
+                <w:rFonts w:ascii="Aptos Narrow" w:eastAsia="Times New Roman" w:hAnsi="Aptos Narrow" w:cs="Times New Roman"/>
+                <w:color w:val="000000"/>
+                <w:kern w:val="0"/>
+                <w:sz w:val="22"/>
+                <w:szCs w:val="22"/>
+                <w:lang w:eastAsia="de-CH"/>
+                <w14:ligatures w14:val="none"/>
+              </w:rPr>
+              <w:t>Kosten</w:t>
+            </w:r>
+          </w:p>
+        </w:tc>
+        <w:tc>
+          <w:tcPr>
+            <w:tcW w:w="1329" w:type="dxa"/>
+            <w:vAlign w:val="center"/>
+            <w:hideMark/>
+          </w:tcPr>
+          <w:p>
+            <w:pPr>
+              <w:spacing w:after="0" w:line="240" w:lineRule="auto"/>
+              <w:rPr>
+                <w:rFonts w:ascii="Aptos Narrow" w:eastAsia="Times New Roman" w:hAnsi="Aptos Narrow" w:cs="Times New Roman"/>
+                <w:color w:val="000000"/>
+                <w:kern w:val="0"/>
+                <w:sz w:val="22"/>
+                <w:szCs w:val="22"/>
+                <w:lang w:eastAsia="de-CH"/>
+                <w14:ligatures w14:val="none"/>
+              </w:rPr>
+            </w:pPr>
+            <w:r>
+              <w:rPr>
+                <w:rFonts w:ascii="Aptos Narrow" w:eastAsia="Times New Roman" w:hAnsi="Aptos Narrow" w:cs="Times New Roman"/>
+                <w:color w:val="000000"/>
+                <w:kern w:val="0"/>
+                <w:sz w:val="22"/>
+                <w:szCs w:val="22"/>
+                <w:lang w:eastAsia="de-CH"/>
+                <w14:ligatures w14:val="none"/>
+              </w:rPr>
+              <w:t>Gratis/Pro</w:t>
+            </w:r>
+          </w:p>
+        </w:tc>
+        <w:tc>
+          <w:tcPr>
+            <w:tcW w:w="1524" w:type="dxa"/>
+            <w:vAlign w:val="center"/>
+            <w:hideMark/>
+          </w:tcPr>
+          <w:p>
+            <w:pPr>
+              <w:spacing w:after="0" w:line="240" w:lineRule="auto"/>
+              <w:rPr>
+                <w:rFonts w:ascii="Aptos Narrow" w:eastAsia="Times New Roman" w:hAnsi="Aptos Narrow" w:cs="Times New Roman"/>
+                <w:color w:val="000000"/>
+                <w:kern w:val="0"/>
+                <w:sz w:val="22"/>
+                <w:szCs w:val="22"/>
+                <w:lang w:eastAsia="de-CH"/>
+                <w14:ligatures w14:val="none"/>
+              </w:rPr>
+            </w:pPr>
+            <w:r>
+              <w:rPr>
+                <w:rFonts w:ascii="Aptos Narrow" w:eastAsia="Times New Roman" w:hAnsi="Aptos Narrow" w:cs="Times New Roman"/>
+                <w:color w:val="000000"/>
+                <w:kern w:val="0"/>
+                <w:sz w:val="22"/>
+                <w:szCs w:val="22"/>
+                <w:lang w:eastAsia="de-CH"/>
+                <w14:ligatures w14:val="none"/>
+              </w:rPr>
+              <w:t>Gratis/Pro</w:t>
+            </w:r>
+          </w:p>
+        </w:tc>
+        <w:tc>
+          <w:tcPr>
+            <w:tcW w:w="1638" w:type="dxa"/>
+            <w:vAlign w:val="center"/>
+            <w:hideMark/>
+          </w:tcPr>
+          <w:p>
+            <w:pPr>
+              <w:spacing w:after="0" w:line="240" w:lineRule="auto"/>
+              <w:rPr>
+                <w:rFonts w:ascii="Aptos Narrow" w:eastAsia="Times New Roman" w:hAnsi="Aptos Narrow" w:cs="Times New Roman"/>
+                <w:color w:val="000000"/>
+                <w:kern w:val="0"/>
+                <w:sz w:val="22"/>
+                <w:szCs w:val="22"/>
+                <w:lang w:eastAsia="de-CH"/>
+                <w14:ligatures w14:val="none"/>
+              </w:rPr>
+            </w:pPr>
+            <w:r>
+              <w:rPr>
+                <w:rFonts w:ascii="Aptos Narrow" w:eastAsia="Times New Roman" w:hAnsi="Aptos Narrow" w:cs="Times New Roman"/>
+                <w:color w:val="000000"/>
+                <w:kern w:val="0"/>
+                <w:sz w:val="22"/>
+                <w:szCs w:val="22"/>
+                <w:lang w:eastAsia="de-CH"/>
+                <w14:ligatures w14:val="none"/>
+              </w:rPr>
+              <w:t>Gratis/Pro</w:t>
+            </w:r>
+          </w:p>
+        </w:tc>
+        <w:tc>
+          <w:tcPr>
+            <w:tcW w:w="1331" w:type="dxa"/>
+            <w:vAlign w:val="center"/>
+            <w:hideMark/>
+          </w:tcPr>
+          <w:p>
+            <w:pPr>
+              <w:spacing w:after="0" w:line="240" w:lineRule="auto"/>
+              <w:rPr>
+                <w:rFonts w:ascii="Aptos Narrow" w:eastAsia="Times New Roman" w:hAnsi="Aptos Narrow" w:cs="Times New Roman"/>
+                <w:color w:val="000000"/>
+                <w:kern w:val="0"/>
+                <w:sz w:val="22"/>
+                <w:szCs w:val="22"/>
+                <w:lang w:eastAsia="de-CH"/>
+                <w14:ligatures w14:val="none"/>
+              </w:rPr>
+            </w:pPr>
+            <w:r>
+              <w:rPr>
+                <w:rFonts w:ascii="Aptos Narrow" w:eastAsia="Times New Roman" w:hAnsi="Aptos Narrow" w:cs="Times New Roman"/>
+                <w:color w:val="000000"/>
+                <w:kern w:val="0"/>
+                <w:sz w:val="22"/>
+                <w:szCs w:val="22"/>
+                <w:lang w:eastAsia="de-CH"/>
+                <w14:ligatures w14:val="none"/>
+              </w:rPr>
+              <w:t>Gratis/Pro</w:t>
+            </w:r>
+          </w:p>
+        </w:tc>
+        <w:tc>
+          <w:tcPr>
+            <w:tcW w:w="1535" w:type="dxa"/>
+            <w:vAlign w:val="center"/>
+            <w:hideMark/>
+          </w:tcPr>
+          <w:p>
+            <w:pPr>
+              <w:spacing w:after="0" w:line="240" w:lineRule="auto"/>
+              <w:rPr>
+                <w:rFonts w:ascii="Aptos Narrow" w:eastAsia="Times New Roman" w:hAnsi="Aptos Narrow" w:cs="Times New Roman"/>
+                <w:color w:val="000000"/>
+                <w:kern w:val="0"/>
+                <w:sz w:val="22"/>
+                <w:szCs w:val="22"/>
+                <w:lang w:eastAsia="de-CH"/>
+                <w14:ligatures w14:val="none"/>
+              </w:rPr>
+            </w:pPr>
+            <w:r>
+              <w:rPr>
+                <w:rFonts w:ascii="Aptos Narrow" w:eastAsia="Times New Roman" w:hAnsi="Aptos Narrow" w:cs="Times New Roman"/>
+                <w:color w:val="000000"/>
+                <w:kern w:val="0"/>
+                <w:sz w:val="22"/>
+                <w:szCs w:val="22"/>
+                <w:lang w:eastAsia="de-CH"/>
+                <w14:ligatures w14:val="none"/>
+              </w:rPr>
+              <w:t>Gratis/Pro</w:t>
+            </w:r>
+          </w:p>
+        </w:tc>
+      </w:tr>
+      <w:tr>
+        <w:trPr>
+          <w:trHeight w:val="625"/>
+        </w:trPr>
+        <w:tc>
+          <w:tcPr>
+            <w:tcW w:w="1695" w:type="dxa"/>
+            <w:vAlign w:val="center"/>
+            <w:hideMark/>
+          </w:tcPr>
+          <w:p>
+            <w:pPr>
+              <w:spacing w:after="0" w:line="240" w:lineRule="auto"/>
+              <w:rPr>
+                <w:rFonts w:ascii="Aptos Narrow" w:eastAsia="Times New Roman" w:hAnsi="Aptos Narrow" w:cs="Times New Roman"/>
+                <w:color w:val="000000"/>
+                <w:kern w:val="0"/>
+                <w:sz w:val="22"/>
+                <w:szCs w:val="22"/>
+                <w:lang w:eastAsia="de-CH"/>
+                <w14:ligatures w14:val="none"/>
+              </w:rPr>
+            </w:pPr>
+            <w:r>
+              <w:rPr>
+                <w:rFonts w:ascii="Aptos Narrow" w:eastAsia="Times New Roman" w:hAnsi="Aptos Narrow" w:cs="Times New Roman"/>
+                <w:color w:val="000000"/>
+                <w:kern w:val="0"/>
+                <w:sz w:val="22"/>
+                <w:szCs w:val="22"/>
+                <w:lang w:eastAsia="de-CH"/>
+                <w14:ligatures w14:val="none"/>
+              </w:rPr>
+              <w:t>Eignung für Projekt</w:t>
+            </w:r>
+          </w:p>
+        </w:tc>
+        <w:tc>
+          <w:tcPr>
+            <w:tcW w:w="1329" w:type="dxa"/>
+            <w:vAlign w:val="center"/>
+            <w:hideMark/>
+          </w:tcPr>
+          <w:p>
+            <w:pPr>
+              <w:spacing w:after="0" w:line="240" w:lineRule="auto"/>
+              <w:rPr>
+                <w:rFonts w:ascii="Aptos Narrow" w:eastAsia="Times New Roman" w:hAnsi="Aptos Narrow" w:cs="Times New Roman"/>
+                <w:color w:val="000000"/>
+                <w:kern w:val="0"/>
+                <w:sz w:val="22"/>
+                <w:szCs w:val="22"/>
+                <w:lang w:eastAsia="de-CH"/>
+                <w14:ligatures w14:val="none"/>
+              </w:rPr>
+            </w:pPr>
+            <w:r>
+              <w:rPr>
+                <w:rFonts w:ascii="Aptos Narrow" w:eastAsia="Times New Roman" w:hAnsi="Aptos Narrow" w:cs="Times New Roman"/>
+                <w:color w:val="000000"/>
+                <w:kern w:val="0"/>
+                <w:sz w:val="22"/>
+                <w:szCs w:val="22"/>
+                <w:lang w:eastAsia="de-CH"/>
+                <w14:ligatures w14:val="none"/>
+              </w:rPr>
+              <w:t>Sehr gut</w:t>
+            </w:r>
+          </w:p>
+        </w:tc>
+        <w:tc>
+          <w:tcPr>
+            <w:tcW w:w="1524" w:type="dxa"/>
+            <w:vAlign w:val="center"/>
+            <w:hideMark/>
+          </w:tcPr>
+          <w:p>
+            <w:pPr>
+              <w:spacing w:after="0" w:line="240" w:lineRule="auto"/>
+              <w:rPr>
+                <w:rFonts w:ascii="Aptos Narrow" w:eastAsia="Times New Roman" w:hAnsi="Aptos Narrow" w:cs="Times New Roman"/>
+                <w:color w:val="000000"/>
+                <w:kern w:val="0"/>
+                <w:sz w:val="22"/>
+                <w:szCs w:val="22"/>
+                <w:lang w:eastAsia="de-CH"/>
+                <w14:ligatures w14:val="none"/>
+              </w:rPr>
+            </w:pPr>
+            <w:r>
+              <w:rPr>
+                <w:rFonts w:ascii="Aptos Narrow" w:eastAsia="Times New Roman" w:hAnsi="Aptos Narrow" w:cs="Times New Roman"/>
+                <w:color w:val="000000"/>
+                <w:kern w:val="0"/>
+                <w:sz w:val="22"/>
+                <w:szCs w:val="22"/>
+                <w:lang w:eastAsia="de-CH"/>
+                <w14:ligatures w14:val="none"/>
+              </w:rPr>
+              <w:t>Ausreichend</w:t>
+            </w:r>
+          </w:p>
+        </w:tc>
+        <w:tc>
+          <w:tcPr>
+            <w:tcW w:w="1638" w:type="dxa"/>
+            <w:vAlign w:val="center"/>
+            <w:hideMark/>
+          </w:tcPr>
+          <w:p>
+            <w:pPr>
+              <w:spacing w:after="0" w:line="240" w:lineRule="auto"/>
+              <w:rPr>
+                <w:rFonts w:ascii="Aptos Narrow" w:eastAsia="Times New Roman" w:hAnsi="Aptos Narrow" w:cs="Times New Roman"/>
+                <w:color w:val="000000"/>
+                <w:kern w:val="0"/>
+                <w:sz w:val="22"/>
+                <w:szCs w:val="22"/>
+                <w:lang w:eastAsia="de-CH"/>
+                <w14:ligatures w14:val="none"/>
+              </w:rPr>
+            </w:pPr>
+            <w:r>
+              <w:rPr>
+                <w:rFonts w:ascii="Aptos Narrow" w:eastAsia="Times New Roman" w:hAnsi="Aptos Narrow" w:cs="Times New Roman"/>
+                <w:color w:val="000000"/>
+                <w:kern w:val="0"/>
+                <w:sz w:val="22"/>
+                <w:szCs w:val="22"/>
+                <w:lang w:eastAsia="de-CH"/>
+                <w14:ligatures w14:val="none"/>
+              </w:rPr>
+              <w:t>Sehr gut</w:t>
+            </w:r>
+          </w:p>
+        </w:tc>
+        <w:tc>
+          <w:tcPr>
+            <w:tcW w:w="1331" w:type="dxa"/>
+            <w:vAlign w:val="center"/>
+            <w:hideMark/>
+          </w:tcPr>
+          <w:p>
+            <w:pPr>
+              <w:spacing w:after="0" w:line="240" w:lineRule="auto"/>
+              <w:rPr>
+                <w:rFonts w:ascii="Aptos Narrow" w:eastAsia="Times New Roman" w:hAnsi="Aptos Narrow" w:cs="Times New Roman"/>
+                <w:color w:val="000000"/>
+                <w:kern w:val="0"/>
+                <w:sz w:val="22"/>
+                <w:szCs w:val="22"/>
+                <w:lang w:eastAsia="de-CH"/>
+                <w14:ligatures w14:val="none"/>
+              </w:rPr>
+            </w:pPr>
+            <w:r>
+              <w:rPr>
+                <w:rFonts w:ascii="Aptos Narrow" w:eastAsia="Times New Roman" w:hAnsi="Aptos Narrow" w:cs="Times New Roman"/>
+                <w:color w:val="000000"/>
+                <w:kern w:val="0"/>
+                <w:sz w:val="22"/>
+                <w:szCs w:val="22"/>
+                <w:lang w:eastAsia="de-CH"/>
+                <w14:ligatures w14:val="none"/>
+              </w:rPr>
+              <w:t>Gut</w:t>
+            </w:r>
+          </w:p>
+        </w:tc>
+        <w:tc>
+          <w:tcPr>
+            <w:tcW w:w="1535" w:type="dxa"/>
+            <w:vAlign w:val="center"/>
+            <w:hideMark/>
+          </w:tcPr>
+          <w:p>
+            <w:pPr>
+              <w:spacing w:after="0" w:line="240" w:lineRule="auto"/>
+              <w:rPr>
+                <w:rFonts w:ascii="Aptos Narrow" w:eastAsia="Times New Roman" w:hAnsi="Aptos Narrow" w:cs="Times New Roman"/>
+                <w:color w:val="000000"/>
+                <w:kern w:val="0"/>
+                <w:sz w:val="22"/>
+                <w:szCs w:val="22"/>
+                <w:lang w:eastAsia="de-CH"/>
+                <w14:ligatures w14:val="none"/>
+              </w:rPr>
+            </w:pPr>
+            <w:r>
+              <w:rPr>
+                <w:rFonts w:ascii="Aptos Narrow" w:eastAsia="Times New Roman" w:hAnsi="Aptos Narrow" w:cs="Times New Roman"/>
+                <w:color w:val="000000"/>
+                <w:kern w:val="0"/>
+                <w:sz w:val="22"/>
+                <w:szCs w:val="22"/>
+                <w:lang w:eastAsia="de-CH"/>
+                <w14:ligatures w14:val="none"/>
+              </w:rPr>
+              <w:t>Gut</w:t>
+            </w:r>
+          </w:p>
+        </w:tc>
+      </w:tr>
+    </w:tbl>
+    <w:p/>
+    <w:p>
+      <w:r>
+        <w:t>Ergebnis der Evaluation:</w:t>
+      </w:r>
+      <w:r>
+        <w:br/>
+        <w:t xml:space="preserve">Swagger und </w:t>
+      </w:r>
+      <w:proofErr w:type="spellStart"/>
+      <w:r>
+        <w:t>Redocly</w:t>
+      </w:r>
+      <w:proofErr w:type="spellEnd"/>
+      <w:r>
+        <w:t xml:space="preserve"> bieten die beste Kombination aus Benutzerfreundlichkeit, </w:t>
+      </w:r>
+      <w:proofErr w:type="spellStart"/>
+      <w:r>
+        <w:t>OpenAPI</w:t>
+      </w:r>
+      <w:proofErr w:type="spellEnd"/>
+      <w:r>
+        <w:t>-Kompatibilität und Darstellungsqualität. Für dieses Projekt wurde Swagger</w:t>
+      </w:r>
+      <w:r>
+        <w:t xml:space="preserve"> und Postman</w:t>
+      </w:r>
+      <w:r>
+        <w:t xml:space="preserve"> verwendet, da es eine direkte Vorschau, einfache Strukturierung und schnelle Integration in Entwicklungsumgebungen unterstützt.</w:t>
+      </w:r>
+    </w:p>
+    <w:p/>
+    <w:p>
+      <w:r>
         <w:br w:type="page"/>
       </w:r>
       <w:r>
@@ -558,9 +2110,271 @@
         <w:pStyle w:val="berschrift1"/>
       </w:pPr>
       <w:r>
-        <w:t>Beschreibung Vorgehen bei Commits ins Repository</w:t>
+        <w:t xml:space="preserve">Beschreibung Vorgehen bei </w:t>
+      </w:r>
+      <w:proofErr w:type="spellStart"/>
+      <w:r>
+        <w:t>Commits</w:t>
+      </w:r>
+      <w:proofErr w:type="spellEnd"/>
+      <w:r>
+        <w:t xml:space="preserve"> ins Repository</w:t>
       </w:r>
     </w:p>
+    <w:p>
+      <w:r>
+        <w:t xml:space="preserve">Für die Verwaltung des Quellcodes wird </w:t>
+      </w:r>
+      <w:proofErr w:type="spellStart"/>
+      <w:r>
+        <w:t>Git</w:t>
+      </w:r>
+      <w:proofErr w:type="spellEnd"/>
+      <w:r>
+        <w:t xml:space="preserve"> verwendet. Damit die Versionshistorie nachvollziehbar und strukturiert bleibt, erfolgt das Committen nach klar definierten Regeln.</w:t>
+      </w:r>
+    </w:p>
+    <w:p>
+      <w:pPr>
+        <w:numPr>
+          <w:ilvl w:val="0"/>
+          <w:numId w:val="1"/>
+        </w:numPr>
+      </w:pPr>
+      <w:proofErr w:type="spellStart"/>
+      <w:r>
+        <w:rPr>
+          <w:b/>
+          <w:bCs/>
+        </w:rPr>
+        <w:t>Commits</w:t>
+      </w:r>
+      <w:proofErr w:type="spellEnd"/>
+      <w:r>
+        <w:rPr>
+          <w:b/>
+          <w:bCs/>
+        </w:rPr>
+        <w:t xml:space="preserve"> bei wichtigen Meilensteinen</w:t>
+      </w:r>
+      <w:r>
+        <w:br/>
+        <w:t>Ein Commit wird immer dann ausgeführt, wenn ein bedeutender Fortschritt erreicht wurde.</w:t>
+      </w:r>
+      <w:r>
+        <w:br/>
+        <w:t>Dazu gehören unter anderem:</w:t>
+      </w:r>
+    </w:p>
+    <w:p>
+      <w:pPr>
+        <w:numPr>
+          <w:ilvl w:val="1"/>
+          <w:numId w:val="1"/>
+        </w:numPr>
+      </w:pPr>
+      <w:r>
+        <w:t>Fertigstellen eines neuen Features</w:t>
+      </w:r>
+    </w:p>
+    <w:p>
+      <w:pPr>
+        <w:numPr>
+          <w:ilvl w:val="1"/>
+          <w:numId w:val="1"/>
+        </w:numPr>
+      </w:pPr>
+      <w:r>
+        <w:t>Lösen eines Bugs</w:t>
+      </w:r>
+    </w:p>
+    <w:p>
+      <w:pPr>
+        <w:numPr>
+          <w:ilvl w:val="1"/>
+          <w:numId w:val="1"/>
+        </w:numPr>
+      </w:pPr>
+      <w:r>
+        <w:t>Implementieren einer neuen API-Funktion</w:t>
+      </w:r>
+    </w:p>
+    <w:p>
+      <w:pPr>
+        <w:numPr>
+          <w:ilvl w:val="1"/>
+          <w:numId w:val="1"/>
+        </w:numPr>
+      </w:pPr>
+      <w:r>
+        <w:t>Erreichen eines klaren Projektabschnitts</w:t>
+      </w:r>
+    </w:p>
+    <w:p>
+      <w:r>
+        <w:t>Dadurch bleibt die Git-History klar strukturiert und jeder Fortschritt kann sauber nachvollzogen werden.</w:t>
+      </w:r>
+    </w:p>
+    <w:p>
+      <w:pPr>
+        <w:numPr>
+          <w:ilvl w:val="0"/>
+          <w:numId w:val="1"/>
+        </w:numPr>
+      </w:pPr>
+      <w:proofErr w:type="spellStart"/>
+      <w:r>
+        <w:rPr>
+          <w:b/>
+          <w:bCs/>
+        </w:rPr>
+        <w:t>Commits</w:t>
+      </w:r>
+      <w:proofErr w:type="spellEnd"/>
+      <w:r>
+        <w:rPr>
+          <w:b/>
+          <w:bCs/>
+        </w:rPr>
+        <w:t xml:space="preserve"> an jedem ÜK-Tag</w:t>
+      </w:r>
+      <w:r>
+        <w:br/>
+        <w:t>Am Ende jedes ÜK-Tages wird ein zusätzlicher Commit erstellt.</w:t>
+      </w:r>
+      <w:r>
+        <w:br/>
+        <w:t>Dieser dient der Dokumentation des Tagesfortschritts und stellt sicher, dass:</w:t>
+      </w:r>
+    </w:p>
+    <w:p>
+      <w:pPr>
+        <w:numPr>
+          <w:ilvl w:val="1"/>
+          <w:numId w:val="1"/>
+        </w:numPr>
+      </w:pPr>
+      <w:r>
+        <w:t>der aktuelle Stand versioniert ist</w:t>
+      </w:r>
+    </w:p>
+    <w:p>
+      <w:pPr>
+        <w:numPr>
+          <w:ilvl w:val="1"/>
+          <w:numId w:val="1"/>
+        </w:numPr>
+      </w:pPr>
+      <w:r>
+        <w:t>keine Arbeit verloren geht</w:t>
+      </w:r>
+    </w:p>
+    <w:p>
+      <w:pPr>
+        <w:numPr>
+          <w:ilvl w:val="1"/>
+          <w:numId w:val="1"/>
+        </w:numPr>
+      </w:pPr>
+      <w:r>
+        <w:t>der Verlauf der Entwicklung vollständig ersichtlich bleibt</w:t>
+      </w:r>
+    </w:p>
+    <w:p>
+      <w:pPr>
+        <w:numPr>
+          <w:ilvl w:val="0"/>
+          <w:numId w:val="1"/>
+        </w:numPr>
+      </w:pPr>
+      <w:r>
+        <w:rPr>
+          <w:b/>
+          <w:bCs/>
+        </w:rPr>
+        <w:t>Commit-Nachrichten</w:t>
+      </w:r>
+      <w:r>
+        <w:br/>
+        <w:t>Die Nachrichten folgen einer kurzen und klaren Struktur:</w:t>
+      </w:r>
+    </w:p>
+    <w:p>
+      <w:pPr>
+        <w:numPr>
+          <w:ilvl w:val="1"/>
+          <w:numId w:val="1"/>
+        </w:numPr>
+      </w:pPr>
+      <w:r>
+        <w:rPr>
+          <w:i/>
+          <w:iCs/>
+        </w:rPr>
+        <w:t>Was wurde gemacht?</w:t>
+      </w:r>
+    </w:p>
+    <w:p>
+      <w:pPr>
+        <w:numPr>
+          <w:ilvl w:val="1"/>
+          <w:numId w:val="1"/>
+        </w:numPr>
+      </w:pPr>
+      <w:r>
+        <w:rPr>
+          <w:i/>
+          <w:iCs/>
+        </w:rPr>
+        <w:t>Warum wurde es gemacht?</w:t>
+      </w:r>
+      <w:r>
+        <w:t xml:space="preserve"> (falls relevant)</w:t>
+      </w:r>
+    </w:p>
+    <w:p>
+      <w:r>
+        <w:t>Beispiel</w:t>
+      </w:r>
+      <w:r>
+        <w:t xml:space="preserve">: </w:t>
+      </w:r>
+      <w:r>
+        <w:t xml:space="preserve">„API: Validierung für </w:t>
+      </w:r>
+      <w:proofErr w:type="spellStart"/>
+      <w:r>
+        <w:t>Foreign</w:t>
+      </w:r>
+      <w:proofErr w:type="spellEnd"/>
+      <w:r>
+        <w:t xml:space="preserve"> Keys implementiert“</w:t>
+      </w:r>
+    </w:p>
+    <w:p>
+      <w:pPr>
+        <w:numPr>
+          <w:ilvl w:val="0"/>
+          <w:numId w:val="1"/>
+        </w:numPr>
+      </w:pPr>
+      <w:r>
+        <w:rPr>
+          <w:b/>
+          <w:bCs/>
+        </w:rPr>
+        <w:t>Pushen ins Remote-Repository</w:t>
+      </w:r>
+      <w:r>
+        <w:br/>
+        <w:t>Nach jedem Commit wird der Stand auf GitHub hochgeladen.</w:t>
+      </w:r>
+      <w:r>
+        <w:br/>
+        <w:t>Dadurch bleibt die Arbeit gesichert und jederzeit von überall abrufbar.</w:t>
+      </w:r>
+    </w:p>
+    <w:p/>
     <w:p>
       <w:r>
         <w:br w:type="page"/>
@@ -569,8 +2383,14 @@
     <w:p>
       <w:pPr>
         <w:pStyle w:val="berschrift1"/>
+        <w:rPr>
+          <w:lang w:val="en-GB"/>
+        </w:rPr>
       </w:pPr>
       <w:r>
+        <w:rPr>
+          <w:lang w:val="en-GB"/>
+        </w:rPr>
         <w:lastRenderedPageBreak/>
         <w:t>History der Commits</w:t>
       </w:r>
@@ -582,21 +2402,43 @@
           <w:color w:val="0F4761" w:themeColor="accent1" w:themeShade="BF"/>
           <w:sz w:val="40"/>
           <w:szCs w:val="40"/>
+          <w:lang w:val="en-GB"/>
         </w:rPr>
       </w:pPr>
       <w:r>
+        <w:rPr>
+          <w:lang w:val="en-GB"/>
+        </w:rPr>
         <w:br w:type="page"/>
       </w:r>
     </w:p>
     <w:p>
       <w:pPr>
         <w:pStyle w:val="berschrift1"/>
+        <w:rPr>
+          <w:lang w:val="en-GB"/>
+        </w:rPr>
       </w:pPr>
-      <w:r>
+      <w:proofErr w:type="spellStart"/>
+      <w:r>
+        <w:rPr>
+          <w:lang w:val="en-GB"/>
+        </w:rPr>
         <w:lastRenderedPageBreak/>
         <w:t>Testkonzept</w:t>
       </w:r>
+      <w:proofErr w:type="spellEnd"/>
     </w:p>
+    <w:p/>
+    <w:p/>
+    <w:p/>
+    <w:p/>
+    <w:p/>
+    <w:p/>
+    <w:p/>
+    <w:p/>
+    <w:p/>
+    <w:p/>
     <w:p>
       <w:pPr>
         <w:rPr>
@@ -677,6 +2519,9 @@
         </w:rPr>
       </w:pPr>
       <w:r>
+        <w:rPr>
+          <w:noProof/>
+        </w:rPr>
         <w:drawing>
           <wp:inline distT="0" distB="0" distL="0" distR="0" wp14:anchorId="3E4797EE" wp14:editId="5B9C67D7">
             <wp:extent cx="5563376" cy="3515216"/>
@@ -693,7 +2538,7 @@
                     <pic:cNvPicPr/>
                   </pic:nvPicPr>
                   <pic:blipFill>
-                    <a:blip r:embed="rId10"/>
+                    <a:blip r:embed="rId11"/>
                     <a:stretch>
                       <a:fillRect/>
                     </a:stretch>
@@ -715,8 +2560,8 @@
       </w:r>
     </w:p>
     <w:sectPr>
-      <w:headerReference w:type="default" r:id="rId11"/>
-      <w:footerReference w:type="default" r:id="rId12"/>
+      <w:headerReference w:type="default" r:id="rId12"/>
+      <w:footerReference w:type="default" r:id="rId13"/>
       <w:pgSz w:w="11906" w:h="16838"/>
       <w:pgMar w:top="1417" w:right="1417" w:bottom="1134" w:left="1417" w:header="283" w:footer="0" w:gutter="0"/>
       <w:cols w:space="708"/>
@@ -1050,6 +2895,131 @@
     </w:r>
   </w:p>
 </w:hdr>
+</file>
+
+<file path=word/numbering.xml><?xml version="1.0" encoding="utf-8"?>
+<w:numbering xmlns:wpc="http://schemas.microsoft.com/office/word/2010/wordprocessingCanvas" xmlns:cx="http://schemas.microsoft.com/office/drawing/2014/chartex" xmlns:cx1="http://schemas.microsoft.com/office/drawing/2015/9/8/chartex" xmlns:cx2="http://schemas.microsoft.com/office/drawing/2015/10/21/chartex" xmlns:cx3="http://schemas.microsoft.com/office/drawing/2016/5/9/chartex" xmlns:cx4="http://schemas.microsoft.com/office/drawing/2016/5/10/chartex" xmlns:cx5="http://schemas.microsoft.com/office/drawing/2016/5/11/chartex" xmlns:cx6="http://schemas.microsoft.com/office/drawing/2016/5/12/chartex" xmlns:cx7="http://schemas.microsoft.com/office/drawing/2016/5/13/chartex" xmlns:cx8="http://schemas.microsoft.com/office/drawing/2016/5/14/chartex" xmlns:mc="http://schemas.openxmlformats.org/markup-compatibility/2006" xmlns:aink="http://schemas.microsoft.com/office/drawing/2016/ink" xmlns:am3d="http://schemas.microsoft.com/office/drawing/2017/model3d" xmlns:o="urn:schemas-microsoft-com:office:office" xmlns:oel="http://schemas.microsoft.com/office/2019/extlst" xmlns:r="http://schemas.openxmlformats.org/officeDocument/2006/relationships" xmlns:m="http://schemas.openxmlformats.org/officeDocument/2006/math" xmlns:v="urn:schemas-microsoft-com:vml" xmlns:wp14="http://schemas.microsoft.com/office/word/2010/wordprocessingDrawing" xmlns:wp="http://schemas.openxmlformats.org/drawingml/2006/wordprocessingDrawing" xmlns:w10="urn:schemas-microsoft-com:office:word" xmlns:w="http://schemas.openxmlformats.org/wordprocessingml/2006/main" xmlns:w14="http://schemas.microsoft.com/office/word/2010/wordml" xmlns:w15="http://schemas.microsoft.com/office/word/2012/wordml" xmlns:w16cex="http://schemas.microsoft.com/office/word/2018/wordml/cex" xmlns:w16cid="http://schemas.microsoft.com/office/word/2016/wordml/cid" xmlns:w16="http://schemas.microsoft.com/office/word/2018/wordml" xmlns:w16du="http://schemas.microsoft.com/office/word/2023/wordml/word16du" xmlns:w16sdtdh="http://schemas.microsoft.com/office/word/2020/wordml/sdtdatahash" xmlns:w16sdtfl="http://schemas.microsoft.com/office/word/2024/wordml/sdtformatlock" xmlns:w16se="http://schemas.microsoft.com/office/word/2015/wordml/symex" xmlns:wpg="http://schemas.microsoft.com/office/word/2010/wordprocessingGroup" xmlns:wpi="http://schemas.microsoft.com/office/word/2010/wordprocessingInk" xmlns:wne="http://schemas.microsoft.com/office/word/2006/wordml" xmlns:wps="http://schemas.microsoft.com/office/word/2010/wordprocessingShape" mc:Ignorable="w14 w15 w16se w16cid w16 w16cex w16sdtdh w16sdtfl w16du wp14">
+  <w:abstractNum w:abstractNumId="0" w15:restartNumberingAfterBreak="0">
+    <w:nsid w:val="39B51F37"/>
+    <w:multiLevelType w:val="multilevel"/>
+    <w:tmpl w:val="8CC4D532"/>
+    <w:lvl w:ilvl="0">
+      <w:start w:val="1"/>
+      <w:numFmt w:val="decimal"/>
+      <w:lvlText w:val="%1."/>
+      <w:lvlJc w:val="left"/>
+      <w:pPr>
+        <w:tabs>
+          <w:tab w:val="num" w:pos="720"/>
+        </w:tabs>
+        <w:ind w:left="720" w:hanging="360"/>
+      </w:pPr>
+    </w:lvl>
+    <w:lvl w:ilvl="1">
+      <w:start w:val="1"/>
+      <w:numFmt w:val="bullet"/>
+      <w:lvlText w:val="o"/>
+      <w:lvlJc w:val="left"/>
+      <w:pPr>
+        <w:tabs>
+          <w:tab w:val="num" w:pos="1440"/>
+        </w:tabs>
+        <w:ind w:left="1440" w:hanging="360"/>
+      </w:pPr>
+      <w:rPr>
+        <w:rFonts w:ascii="Courier New" w:hAnsi="Courier New" w:hint="default"/>
+        <w:sz w:val="20"/>
+      </w:rPr>
+    </w:lvl>
+    <w:lvl w:ilvl="2" w:tentative="1">
+      <w:start w:val="1"/>
+      <w:numFmt w:val="decimal"/>
+      <w:lvlText w:val="%3."/>
+      <w:lvlJc w:val="left"/>
+      <w:pPr>
+        <w:tabs>
+          <w:tab w:val="num" w:pos="2160"/>
+        </w:tabs>
+        <w:ind w:left="2160" w:hanging="360"/>
+      </w:pPr>
+    </w:lvl>
+    <w:lvl w:ilvl="3" w:tentative="1">
+      <w:start w:val="1"/>
+      <w:numFmt w:val="decimal"/>
+      <w:lvlText w:val="%4."/>
+      <w:lvlJc w:val="left"/>
+      <w:pPr>
+        <w:tabs>
+          <w:tab w:val="num" w:pos="2880"/>
+        </w:tabs>
+        <w:ind w:left="2880" w:hanging="360"/>
+      </w:pPr>
+    </w:lvl>
+    <w:lvl w:ilvl="4" w:tentative="1">
+      <w:start w:val="1"/>
+      <w:numFmt w:val="decimal"/>
+      <w:lvlText w:val="%5."/>
+      <w:lvlJc w:val="left"/>
+      <w:pPr>
+        <w:tabs>
+          <w:tab w:val="num" w:pos="3600"/>
+        </w:tabs>
+        <w:ind w:left="3600" w:hanging="360"/>
+      </w:pPr>
+    </w:lvl>
+    <w:lvl w:ilvl="5" w:tentative="1">
+      <w:start w:val="1"/>
+      <w:numFmt w:val="decimal"/>
+      <w:lvlText w:val="%6."/>
+      <w:lvlJc w:val="left"/>
+      <w:pPr>
+        <w:tabs>
+          <w:tab w:val="num" w:pos="4320"/>
+        </w:tabs>
+        <w:ind w:left="4320" w:hanging="360"/>
+      </w:pPr>
+    </w:lvl>
+    <w:lvl w:ilvl="6" w:tentative="1">
+      <w:start w:val="1"/>
+      <w:numFmt w:val="decimal"/>
+      <w:lvlText w:val="%7."/>
+      <w:lvlJc w:val="left"/>
+      <w:pPr>
+        <w:tabs>
+          <w:tab w:val="num" w:pos="5040"/>
+        </w:tabs>
+        <w:ind w:left="5040" w:hanging="360"/>
+      </w:pPr>
+    </w:lvl>
+    <w:lvl w:ilvl="7" w:tentative="1">
+      <w:start w:val="1"/>
+      <w:numFmt w:val="decimal"/>
+      <w:lvlText w:val="%8."/>
+      <w:lvlJc w:val="left"/>
+      <w:pPr>
+        <w:tabs>
+          <w:tab w:val="num" w:pos="5760"/>
+        </w:tabs>
+        <w:ind w:left="5760" w:hanging="360"/>
+      </w:pPr>
+    </w:lvl>
+    <w:lvl w:ilvl="8" w:tentative="1">
+      <w:start w:val="1"/>
+      <w:numFmt w:val="decimal"/>
+      <w:lvlText w:val="%9."/>
+      <w:lvlJc w:val="left"/>
+      <w:pPr>
+        <w:tabs>
+          <w:tab w:val="num" w:pos="6480"/>
+        </w:tabs>
+        <w:ind w:left="6480" w:hanging="360"/>
+      </w:pPr>
+    </w:lvl>
+  </w:abstractNum>
+  <w:num w:numId="1" w16cid:durableId="1304232999">
+    <w:abstractNumId w:val="0"/>
+  </w:num>
+</w:numbering>
 </file>
 
 <file path=word/styles.xml><?xml version="1.0" encoding="utf-8"?>
@@ -1655,7 +3625,6 @@
   <w:style w:type="character" w:default="1" w:styleId="Absatz-Standardschriftart">
     <w:name w:val="Default Paragraph Font"/>
     <w:uiPriority w:val="1"/>
-    <w:semiHidden/>
     <w:unhideWhenUsed/>
   </w:style>
   <w:style w:type="table" w:default="1" w:styleId="NormaleTabelle">
@@ -2367,7 +4336,12 @@
 </file>
 
 <file path=customXml/item1.xml><?xml version="1.0" encoding="utf-8"?>
-<b:Sources xmlns:b="http://schemas.openxmlformats.org/officeDocument/2006/bibliography" xmlns="http://schemas.openxmlformats.org/officeDocument/2006/bibliography" SelectedStyle="\APASixthEditionOfficeOnline.xsl" StyleName="APA" Version="6"/>
+<?mso-contentType ?>
+<FormTemplates xmlns="http://schemas.microsoft.com/sharepoint/v3/contenttype/forms">
+  <Display>DocumentLibraryForm</Display>
+  <Edit>DocumentLibraryForm</Edit>
+  <New>DocumentLibraryForm</New>
+</FormTemplates>
 </file>
 
 <file path=customXml/item2.xml><?xml version="1.0" encoding="utf-8"?>
@@ -2547,12 +4521,7 @@
 </file>
 
 <file path=customXml/item3.xml><?xml version="1.0" encoding="utf-8"?>
-<?mso-contentType ?>
-<FormTemplates xmlns="http://schemas.microsoft.com/sharepoint/v3/contenttype/forms">
-  <Display>DocumentLibraryForm</Display>
-  <Edit>DocumentLibraryForm</Edit>
-  <New>DocumentLibraryForm</New>
-</FormTemplates>
+<b:Sources xmlns:b="http://schemas.openxmlformats.org/officeDocument/2006/bibliography" xmlns="http://schemas.openxmlformats.org/officeDocument/2006/bibliography" SelectedStyle="\APASixthEditionOfficeOnline.xsl" StyleName="APA" Version="6"/>
 </file>
 
 <file path=customXml/item4.xml><?xml version="1.0" encoding="utf-8"?>
@@ -2564,9 +4533,9 @@
 </file>
 
 <file path=customXml/itemProps1.xml><?xml version="1.0" encoding="utf-8"?>
-<ds:datastoreItem xmlns:ds="http://schemas.openxmlformats.org/officeDocument/2006/customXml" ds:itemID="{953F299F-8577-4581-BECC-7FBDC132782B}">
+<ds:datastoreItem xmlns:ds="http://schemas.openxmlformats.org/officeDocument/2006/customXml" ds:itemID="{84797020-F986-4921-A777-52E10A6B2942}">
   <ds:schemaRefs>
-    <ds:schemaRef ds:uri="http://schemas.openxmlformats.org/officeDocument/2006/bibliography"/>
+    <ds:schemaRef ds:uri="http://schemas.microsoft.com/sharepoint/v3/contenttype/forms"/>
   </ds:schemaRefs>
 </ds:datastoreItem>
 </file>
@@ -2590,9 +4559,9 @@
 </file>
 
 <file path=customXml/itemProps3.xml><?xml version="1.0" encoding="utf-8"?>
-<ds:datastoreItem xmlns:ds="http://schemas.openxmlformats.org/officeDocument/2006/customXml" ds:itemID="{84797020-F986-4921-A777-52E10A6B2942}">
+<ds:datastoreItem xmlns:ds="http://schemas.openxmlformats.org/officeDocument/2006/customXml" ds:itemID="{953F299F-8577-4581-BECC-7FBDC132782B}">
   <ds:schemaRefs>
-    <ds:schemaRef ds:uri="http://schemas.microsoft.com/sharepoint/v3/contenttype/forms"/>
+    <ds:schemaRef ds:uri="http://schemas.openxmlformats.org/officeDocument/2006/bibliography"/>
   </ds:schemaRefs>
 </ds:datastoreItem>
 </file>
